--- a/Foreground Masking/documentation/SEP_Interactive_Program_Documentation.docx
+++ b/Foreground Masking/documentation/SEP_Interactive_Program_Documentation.docx
@@ -1490,7 +1490,7 @@
         <w:color w:val="5A5A5A"/>
         <w:sz w:val="18"/>
       </w:rPr>
-      <w:t>Generated 2026-07-15</w:t>
+      <w:t>Generated 2026-07-19</w:t>
     </w:r>
   </w:p>
 </w:ftr>
